--- a/extrakty/doc/TC278WG12/extract_14815_(2008).docx
+++ b/extrakty/doc/TC278WG12/extract_14815_(2008).docx
@@ -200,6 +200,16 @@
     <w:p>
       <w:pPr>
         <w:pStyle w:val="Textnormy"/>
+        <w:rPr/>
+      </w:pPr>
+      <w:r>
+        <w:rPr/>
+        <w:t xml:space="preserve">Poznámka: Extrakt uvádí vybrané kapitoly popisovaného dokumentu a přejímá původní číslování kapitol.</w:t>
+      </w:r>
+    </w:p>
+    <w:p>
+      <w:pPr>
+        <w:pStyle w:val="Textnormy"/>
         <w:rPr>
           <w:b/>
           <w:sz w:val="22"/>
@@ -288,17 +298,27 @@
           <w:sz w:val="22"/>
           <w:szCs w:val="22"/>
         </w:rPr>
-        <w:t>Souvisící normy</w:t>
-      </w:r>
-    </w:p>
-    <w:p>
-      <w:pPr>
-        <w:pStyle w:val="Textnormy"/>
-        <w:rPr/>
-      </w:pPr>
-      <w:r>
-        <w:rPr/>
-        <w:t>Vzhledem k charakteru této normy je jednoznačně požadována znalost nebo alespoň přístup k normám IEC na elektromagnetickou kompatibilitu a environmentální zkoušení. Normu je nutno dále číst v kontextu ostatních norem AVI/AEI.</w:t>
+        <w:t>1 Předmět normy</w:t>
+      </w:r>
+    </w:p>
+    <w:p>
+      <w:pPr>
+        <w:pStyle w:val="Textnormy"/>
+        <w:rPr/>
+      </w:pPr>
+      <w:r>
+        <w:rPr/>
+        <w:t>Norma stanovuje kategorie ve funkčních a nefunkčních požadavcích na systém AVI/AEI, zkoušení těchto požadavků a popis obsahu certifikátů.</w:t>
+      </w:r>
+    </w:p>
+    <w:p>
+      <w:pPr>
+        <w:pStyle w:val="Textnormy"/>
+        <w:rPr/>
+      </w:pPr>
+      <w:r>
+        <w:rPr/>
+        <w:t>Norma obsahuje 5 dodatků stanovujících kategorie parametrů systému (příloha A), environmentální parametry systému (příloha B), popis shody a postup certifikace (příloha C), bezpečnost (příloha D) a označování zařízení AVI/AEI (příloha E).</w:t>
       </w:r>
     </w:p>
     <w:p>
@@ -316,27 +336,17 @@
           <w:sz w:val="22"/>
           <w:szCs w:val="22"/>
         </w:rPr>
-        <w:t>1 Předmět normy</w:t>
-      </w:r>
-    </w:p>
-    <w:p>
-      <w:pPr>
-        <w:pStyle w:val="Textnormy"/>
-        <w:rPr/>
-      </w:pPr>
-      <w:r>
-        <w:rPr/>
-        <w:t>Norma stanovuje kategorie ve funkčních a nefunkčních požadavcích na systém AVI/AEI, zkoušení těchto požadavků a popis obsahu certifikátů.</w:t>
-      </w:r>
-    </w:p>
-    <w:p>
-      <w:pPr>
-        <w:pStyle w:val="Textnormy"/>
-        <w:rPr/>
-      </w:pPr>
-      <w:r>
-        <w:rPr/>
-        <w:t>Norma obsahuje 5 dodatků stanovujících kategorie parametrů systému (příloha A), environmentální parametry systému (příloha B), popis shody a postup certifikace (příloha C), bezpečnost (příloha D) a označování zařízení AVI/AEI (příloha E).</w:t>
+        <w:t xml:space="preserve">2 Souvisící normy</w:t>
+      </w:r>
+    </w:p>
+    <w:p>
+      <w:pPr>
+        <w:pStyle w:val="Textnormy"/>
+        <w:rPr/>
+      </w:pPr>
+      <w:r>
+        <w:rPr/>
+        <w:t>Vzhledem k charakteru této normy je jednoznačně požadována znalost nebo alespoň přístup k normám IEC na elektromagnetickou kompatibilitu a environmentální zkoušení. Normu je nutno dále číst v kontextu ostatních norem AVI/AEI.</w:t>
       </w:r>
     </w:p>
     <w:p>
@@ -440,6 +450,16 @@
     <w:p>
       <w:pPr>
         <w:pStyle w:val="Textnormy"/>
+        <w:rPr/>
+      </w:pPr>
+      <w:r>
+        <w:rPr/>
+        <w:t xml:space="preserve">Další termíny a zkratky z oboru ITS jsou obsaženy ve slovníku ITS terminology.</w:t>
+      </w:r>
+    </w:p>
+    <w:p>
+      <w:pPr>
+        <w:pStyle w:val="Textnormy"/>
         <w:rPr>
           <w:b/>
           <w:sz w:val="22"/>
@@ -452,7 +472,7 @@
           <w:sz w:val="22"/>
           <w:szCs w:val="22"/>
         </w:rPr>
-        <w:t>4 Značky a zkratky</w:t>
+        <w:t xml:space="preserve">4 Symboly a zkratky</w:t>
       </w:r>
     </w:p>
     <w:p>
@@ -515,6 +535,16 @@
       <w:r>
         <w:rPr/>
         <w:t xml:space="preserve"> střední doba mezi výskyty chyby zařízení </w:t>
+      </w:r>
+    </w:p>
+    <w:p>
+      <w:pPr>
+        <w:pStyle w:val="Textnormy"/>
+        <w:rPr/>
+      </w:pPr>
+      <w:r>
+        <w:rPr/>
+        <w:t xml:space="preserve">Další termíny a zkratky z oboru ITS jsou obsaženy ve slovníku ITS terminology (www.ITSterminology.org).</w:t>
       </w:r>
     </w:p>
     <w:p>
@@ -3207,7 +3237,7 @@
             </wp:cNvGraphicFramePr>
             <a:graphic xmlns:a="http://schemas.openxmlformats.org/drawingml/2006/main">
               <a:graphicData uri="http://schemas.openxmlformats.org/drawingml/2006/picture">
-                <pic:pic xmlns:pic="http://schemas.openxmlformats.org/drawingml/2006/picture">
+                <pic:pic>
                   <pic:nvPicPr>
                     <pic:cNvPr id="1" name="Image1"/>
                     <pic:cNvPicPr>

--- a/extrakty/doc/TC278WG12/extract_14815_(2008).docx
+++ b/extrakty/doc/TC278WG12/extract_14815_(2008).docx
@@ -25,7 +25,7 @@
           <w:sz w:val="40"/>
           <w:szCs w:val="40"/>
         </w:rPr>
-        <w:t>EXTRAKT z české technické normy</w:t>
+        <w:t xml:space="preserve">EXTRAKT z evropské normy</w:t>
       </w:r>
     </w:p>
     <w:p>
@@ -134,9 +134,9 @@
             </w:pPr>
             <w:r>
               <w:rPr/>
-              <w:t>ČSN</w:t>
+              <w:t xml:space="preserve">EN ISO 14815</w:t>
               <w:br/>
-              <w:t>EN ISO 14815</w:t>
+              <w:t/>
               <w:br/>
             </w:r>
           </w:p>
@@ -148,7 +148,7 @@
             </w:pPr>
             <w:r>
               <w:rPr/>
-              <w:t>01 8337</w:t>
+              <w:t xml:space="preserve"/>
             </w:r>
           </w:p>
         </w:tc>
@@ -164,9 +164,9 @@
       </w:pPr>
       <w:r>
         <w:rPr/>
-        <w:t>Platí od 1.1.2006</w:t>
+        <w:t xml:space="preserve">Vydána 2005, 33 stran</w:t>
         <w:tab/>
-        <w:t>39 stran</w:t>
+        <w:t/>
       </w:r>
     </w:p>
     <w:p>
